--- a/api/src/public/Informe.docx
+++ b/api/src/public/Informe.docx
@@ -12,7 +12,7 @@
       <w:r>
         <w:t xml:space="preserve">#657</w:t>
       </w:r>
-      <w:hyperlink w:history="1" r:id="rId-9unkijbmr-beebh7uaa0">
+      <w:hyperlink w:history="1" r:id="rIdqzjqeqwspuifsp4wjxk7q">
         <w:r>
           <w:t xml:space="preserve">BBC News Link</w:t>
         </w:r>
@@ -76,7 +76,7 @@
       <w:r>
         <w:t xml:space="preserve">This is a </w:t>
       </w:r>
-      <w:hyperlink w:history="1" r:id="rIdl07npoplxc_gtu_wr8kiq">
+      <w:hyperlink w:history="1" r:id="rIdpk3wrkqyrcjulifq5tbl7">
         <w:r>
           <w:t xml:space="preserve">Google Link</w:t>
         </w:r>

--- a/api/src/public/Informe.docx
+++ b/api/src/public/Informe.docx
@@ -2,90 +2,11 @@
 <file path=word/document.xml><?xml version="1.0" encoding="utf-8"?>
 <w:document xmlns:wpc="http://schemas.microsoft.com/office/word/2010/wordprocessingCanvas" xmlns:cx="http://schemas.microsoft.com/office/drawing/2014/chartex" xmlns:cx1="http://schemas.microsoft.com/office/drawing/2015/9/8/chartex" xmlns:cx2="http://schemas.microsoft.com/office/drawing/2015/10/21/chartex" xmlns:cx3="http://schemas.microsoft.com/office/drawing/2016/5/9/chartex" xmlns:cx4="http://schemas.microsoft.com/office/drawing/2016/5/10/chartex" xmlns:cx5="http://schemas.microsoft.com/office/drawing/2016/5/11/chartex" xmlns:cx6="http://schemas.microsoft.com/office/drawing/2016/5/12/chartex" xmlns:cx7="http://schemas.microsoft.com/office/drawing/2016/5/13/chartex" xmlns:cx8="http://schemas.microsoft.com/office/drawing/2016/5/14/chartex" xmlns:mc="http://schemas.openxmlformats.org/markup-compatibility/2006" xmlns:aink="http://schemas.microsoft.com/office/drawing/2016/ink" xmlns:am3d="http://schemas.microsoft.com/office/drawing/2017/model3d" xmlns:o="urn:schemas-microsoft-com:office:office" xmlns:r="http://schemas.openxmlformats.org/officeDocument/2006/relationships" xmlns:m="http://schemas.openxmlformats.org/officeDocument/2006/math" xmlns:v="urn:schemas-microsoft-com:vml" xmlns:wp14="http://schemas.microsoft.com/office/word/2010/wordprocessingDrawing" xmlns:wp="http://schemas.openxmlformats.org/drawingml/2006/wordprocessingDrawing" xmlns:w10="urn:schemas-microsoft-com:office:word" xmlns:w="http://schemas.openxmlformats.org/wordprocessingml/2006/main" xmlns:w14="http://schemas.microsoft.com/office/word/2010/wordml" xmlns:w15="http://schemas.microsoft.com/office/word/2012/wordml" xmlns:w16cex="http://schemas.microsoft.com/office/word/2018/wordml/cex" xmlns:w16cid="http://schemas.microsoft.com/office/word/2016/wordml/cid" xmlns:w16="http://schemas.microsoft.com/office/word/2018/wordml" xmlns:w16sdtdh="http://schemas.microsoft.com/office/word/2020/wordml/sdtdatahash" xmlns:w16se="http://schemas.microsoft.com/office/word/2015/wordml/symex" xmlns:wpg="http://schemas.microsoft.com/office/word/2010/wordprocessingGroup" xmlns:wpi="http://schemas.microsoft.com/office/word/2010/wordprocessingInk" xmlns:wne="http://schemas.microsoft.com/office/word/2006/wordml" xmlns:wps="http://schemas.microsoft.com/office/word/2010/wordprocessingShape" mc:Ignorable="w14 w15 w16se w16cid w16 w16cex w16sdtdh wp14">
   <w:body>
-    <w:p/>
-    <w:p/>
-    <w:p/>
     <w:p>
       <w:r>
-        <w:t xml:space="preserve"/>
-      </w:r>
-      <w:r>
-        <w:t xml:space="preserve">#657</w:t>
-      </w:r>
-      <w:hyperlink w:history="1" r:id="rIdqzjqeqwspuifsp4wjxk7q">
-        <w:r>
-          <w:t xml:space="preserve">BBC News Link</w:t>
-        </w:r>
-      </w:hyperlink>
-      <w:r>
-        <w:t xml:space="preserve"/>
-      </w:r>
-      <w:r>
-        <w:t/>
-      </w:r>
-      <w:proofErr w:type="spellStart"/>
-      <w:r>
-        <w:t/>
-      </w:r>
-      <w:proofErr w:type="spellEnd"/>
-      <w:r>
-        <w:t xml:space="preserve"/>
-      </w:r>
-      <w:r>
-        <w:t xml:space="preserve"> </w:t>
+        <w:t>{{images}}</w:t>
       </w:r>
     </w:p>
-    <w:p>
-      <w:r>
-        <w:t xml:space="preserve"/>
-      </w:r>
-      <w:p>
-        <w:r>
-          <w:t xml:space="preserve">Another paragraph</w:t>
-        </w:r>
-      </w:p>
-      <w:r>
-        <w:t xml:space="preserve"/>
-      </w:r>
-      <w:r>
-        <w:t/>
-      </w:r>
-      <w:proofErr w:type="spellStart"/>
-      <w:r>
-        <w:t/>
-      </w:r>
-      <w:proofErr w:type="spellEnd"/>
-      <w:r>
-        <w:t/>
-      </w:r>
-      <w:r>
-        <w:t xml:space="preserve"/>
-      </w:r>
-    </w:p>
-    <w:p>
-      <w:r>
-        <w:t xml:space="preserve">Lorem ipsum paragraph</w:t>
-      </w:r>
-    </w:p>
-    <w:p>
-      <w:r>
-        <w:t xml:space="preserve">Another paragraph</w:t>
-      </w:r>
-    </w:p>
-    <w:p>
-      <w:r>
-        <w:t xml:space="preserve">This is a </w:t>
-      </w:r>
-      <w:hyperlink w:history="1" r:id="rIdpk3wrkqyrcjulifq5tbl7">
-        <w:r>
-          <w:t xml:space="preserve">Google Link</w:t>
-        </w:r>
-      </w:hyperlink>
-    </w:p>
-    <w:p/>
-    <w:p/>
-    <w:p/>
-    <w:p/>
     <w:p/>
     <w:p/>
     <w:p/>
@@ -243,15 +164,27 @@
         <w:shd w:val="clear" w:color="auto" w:fill="FFFFFF"/>
       </w:rPr>
     </w:pPr>
-    <w:r>
-      <w:rPr>
-        <w:rFonts w:ascii="Arial" w:hAnsi="Arial" w:cs="Arial"/>
-        <w:color w:val="222222"/>
-        <w:sz w:val="18"/>
-        <w:szCs w:val="18"/>
-        <w:shd w:val="clear" w:color="auto" w:fill="FFFFFF"/>
-      </w:rPr>
-      <w:t>Reacreditados Institucionalmente</w:t>
+    <w:proofErr w:type="spellStart"/>
+    <w:r>
+      <w:rPr>
+        <w:rFonts w:ascii="Arial" w:hAnsi="Arial" w:cs="Arial"/>
+        <w:color w:val="222222"/>
+        <w:sz w:val="18"/>
+        <w:szCs w:val="18"/>
+        <w:shd w:val="clear" w:color="auto" w:fill="FFFFFF"/>
+      </w:rPr>
+      <w:t>Reacreditados</w:t>
+    </w:r>
+    <w:proofErr w:type="spellEnd"/>
+    <w:r>
+      <w:rPr>
+        <w:rFonts w:ascii="Arial" w:hAnsi="Arial" w:cs="Arial"/>
+        <w:color w:val="222222"/>
+        <w:sz w:val="18"/>
+        <w:szCs w:val="18"/>
+        <w:shd w:val="clear" w:color="auto" w:fill="FFFFFF"/>
+      </w:rPr>
+      <w:t> Institucionalmente</w:t>
     </w:r>
     <w:r>
       <w:rPr>
@@ -271,7 +204,29 @@
         <w:szCs w:val="18"/>
         <w:shd w:val="clear" w:color="auto" w:fill="FFFFFF"/>
       </w:rPr>
-      <w:t>esolución N° 000020 del 11 de enero de 2023</w:t>
+      <w:t xml:space="preserve">esolución </w:t>
+    </w:r>
+    <w:proofErr w:type="spellStart"/>
+    <w:r>
+      <w:rPr>
+        <w:rFonts w:ascii="Arial" w:hAnsi="Arial" w:cs="Arial"/>
+        <w:color w:val="222222"/>
+        <w:sz w:val="18"/>
+        <w:szCs w:val="18"/>
+        <w:shd w:val="clear" w:color="auto" w:fill="FFFFFF"/>
+      </w:rPr>
+      <w:t>N°</w:t>
+    </w:r>
+    <w:proofErr w:type="spellEnd"/>
+    <w:r>
+      <w:rPr>
+        <w:rFonts w:ascii="Arial" w:hAnsi="Arial" w:cs="Arial"/>
+        <w:color w:val="222222"/>
+        <w:sz w:val="18"/>
+        <w:szCs w:val="18"/>
+        <w:shd w:val="clear" w:color="auto" w:fill="FFFFFF"/>
+      </w:rPr>
+      <w:t xml:space="preserve"> 000020 del 11 de enero de 2023</w:t>
     </w:r>
     <w:r>
       <w:rPr>
@@ -441,6 +396,7 @@
         <w:iCs/>
       </w:rPr>
     </w:pPr>
+    <w:proofErr w:type="spellStart"/>
     <w:r>
       <w:rPr>
         <w:rFonts w:ascii="Myriad Pro" w:hAnsi="Myriad Pro"/>
@@ -449,7 +405,18 @@
         <w:i/>
         <w:iCs/>
       </w:rPr>
-      <w:t>Unicórdoba, calidad, innovación e inclusión para la transformación del territorio</w:t>
+      <w:t>Unicórdoba</w:t>
+    </w:r>
+    <w:proofErr w:type="spellEnd"/>
+    <w:r>
+      <w:rPr>
+        <w:rFonts w:ascii="Myriad Pro" w:hAnsi="Myriad Pro"/>
+        <w:b/>
+        <w:bCs/>
+        <w:i/>
+        <w:iCs/>
+      </w:rPr>
+      <w:t>, calidad, innovación e inclusión para la transformación del territorio</w:t>
     </w:r>
   </w:p>
   <w:p>
